--- a/templates/kp_template.docx
+++ b/templates/kp_template.docx
@@ -679,17 +679,7 @@
           <w:szCs w:val="18"/>
           <w:lang w:val="ru-RU"/>
         </w:rPr>
-        <w:t>б</w:t>
-      </w:r>
-      <w:r>
-        <w:rPr>
-          <w:rFonts w:cs="Arial"/>
-          <w:color w:val="4A5568"/>
-          <w:sz w:val="18"/>
-          <w:szCs w:val="18"/>
-          <w:lang w:val="ru-RU"/>
-        </w:rPr>
-        <w:t>/н</w:t>
+        <w:t>{kpNumber}</w:t>
       </w:r>
     </w:p>
     <w:p>
